--- a/Levantamento de Requisitos.docx
+++ b/Levantamento de Requisitos.docx
@@ -4,6 +4,7 @@
   <w:body>
     <w:p>
       <w:pPr>
+        <w:jc w:val="center"/>
         <w:rPr>
           <w:b/>
           <w:bCs/>
@@ -23,350 +24,953 @@
     </w:p>
     <w:p>
       <w:pPr>
-        <w:rPr>
-          <w:b/>
-          <w:bCs/>
+        <w:jc w:val="center"/>
+        <w:rPr>
+          <w:b/>
+          <w:bCs/>
+          <w:sz w:val="30"/>
+          <w:szCs w:val="30"/>
+        </w:rPr>
+      </w:pPr>
+      <w:r>
+        <w:rPr>
+          <w:b/>
+          <w:bCs/>
+          <w:sz w:val="30"/>
+          <w:szCs w:val="30"/>
+        </w:rPr>
+        <w:t>Funcionais</w:t>
+      </w:r>
+    </w:p>
+    <w:p>
+      <w:pPr>
+        <w:rPr>
+          <w:b/>
+          <w:bCs/>
+        </w:rPr>
+      </w:pPr>
+    </w:p>
+    <w:p>
+      <w:pPr>
+        <w:jc w:val="center"/>
+        <w:rPr>
+          <w:b/>
+          <w:bCs/>
+        </w:rPr>
+      </w:pPr>
+      <w:r>
+        <w:rPr>
+          <w:b/>
+          <w:bCs/>
+        </w:rPr>
+        <w:t>Os requisitos funcionais mostram o que precisa ter obrigatoriamente para que o sistema funcione normalmente.</w:t>
+      </w:r>
+    </w:p>
+    <w:p>
+      <w:pPr>
+        <w:pStyle w:val="PargrafodaLista"/>
+        <w:ind w:left="1440"/>
+        <w:rPr>
+          <w:b/>
+          <w:bCs/>
+        </w:rPr>
+      </w:pPr>
+      <w:r>
+        <w:rPr>
+          <w:b/>
+          <w:bCs/>
+        </w:rPr>
+        <w:t xml:space="preserve">O sistema tem que </w:t>
+      </w:r>
+      <w:r>
+        <w:rPr>
+          <w:b/>
+          <w:bCs/>
+        </w:rPr>
+        <w:t>autorizar o</w:t>
+      </w:r>
+      <w:r>
+        <w:rPr>
+          <w:b/>
+          <w:bCs/>
+        </w:rPr>
+        <w:t xml:space="preserve"> usuário </w:t>
+      </w:r>
+      <w:r>
+        <w:rPr>
+          <w:b/>
+          <w:bCs/>
+        </w:rPr>
+        <w:t xml:space="preserve">para que </w:t>
+      </w:r>
+      <w:r>
+        <w:rPr>
+          <w:b/>
+          <w:bCs/>
+        </w:rPr>
+        <w:t xml:space="preserve">ele possa </w:t>
+      </w:r>
+      <w:r>
+        <w:rPr>
+          <w:b/>
+          <w:bCs/>
+        </w:rPr>
+        <w:t>realiz</w:t>
+      </w:r>
+      <w:r>
+        <w:rPr>
+          <w:b/>
+          <w:bCs/>
+        </w:rPr>
+        <w:t xml:space="preserve">ar </w:t>
+      </w:r>
+      <w:r>
+        <w:rPr>
+          <w:b/>
+          <w:bCs/>
+        </w:rPr>
+        <w:t>a identificação,</w:t>
+      </w:r>
+      <w:r>
+        <w:rPr>
+          <w:b/>
+          <w:bCs/>
+        </w:rPr>
+        <w:t xml:space="preserve"> utilizando login e senha</w:t>
+      </w:r>
+      <w:r>
+        <w:rPr>
+          <w:b/>
+          <w:bCs/>
+        </w:rPr>
+        <w:t>, criado.</w:t>
+      </w:r>
+    </w:p>
+    <w:p>
+      <w:pPr>
+        <w:pStyle w:val="PargrafodaLista"/>
+        <w:ind w:left="1440"/>
+        <w:rPr>
+          <w:b/>
+          <w:bCs/>
+        </w:rPr>
+      </w:pPr>
+    </w:p>
+    <w:p>
+      <w:pPr>
+        <w:pStyle w:val="PargrafodaLista"/>
+        <w:ind w:left="1440"/>
+        <w:rPr>
+          <w:b/>
+          <w:bCs/>
+        </w:rPr>
+      </w:pPr>
+      <w:r>
+        <w:rPr>
+          <w:b/>
+          <w:bCs/>
+        </w:rPr>
+        <w:t xml:space="preserve">Apareça uma mensagem avisando a </w:t>
+      </w:r>
+      <w:r>
+        <w:rPr>
+          <w:b/>
+          <w:bCs/>
+        </w:rPr>
+        <w:t>falha quando login ou senha estiverem incorretos</w:t>
+      </w:r>
+      <w:r>
+        <w:rPr>
+          <w:b/>
+          <w:bCs/>
+        </w:rPr>
+        <w:t>.</w:t>
+      </w:r>
+    </w:p>
+    <w:p>
+      <w:pPr>
+        <w:pStyle w:val="PargrafodaLista"/>
+        <w:ind w:left="1440"/>
+        <w:rPr>
+          <w:b/>
+          <w:bCs/>
+        </w:rPr>
+      </w:pPr>
+    </w:p>
+    <w:p>
+      <w:pPr>
+        <w:pStyle w:val="PargrafodaLista"/>
+        <w:ind w:left="1440"/>
+        <w:rPr>
+          <w:b/>
+          <w:bCs/>
+        </w:rPr>
+      </w:pPr>
+      <w:r>
+        <w:rPr>
+          <w:b/>
+          <w:bCs/>
+        </w:rPr>
+        <w:t>O sistema deve manter o usuário autenticado até sua sessão se esgotar</w:t>
+      </w:r>
+      <w:r>
+        <w:rPr>
+          <w:b/>
+          <w:bCs/>
+        </w:rPr>
+        <w:t>.</w:t>
+      </w:r>
+    </w:p>
+    <w:p>
+      <w:pPr>
+        <w:pStyle w:val="PargrafodaLista"/>
+        <w:ind w:left="1440"/>
+        <w:rPr>
+          <w:b/>
+          <w:bCs/>
+        </w:rPr>
+      </w:pPr>
+    </w:p>
+    <w:p>
+      <w:pPr>
+        <w:pStyle w:val="PargrafodaLista"/>
+        <w:ind w:left="1440"/>
+        <w:rPr>
+          <w:b/>
+          <w:bCs/>
+        </w:rPr>
+      </w:pPr>
+      <w:r>
+        <w:rPr>
+          <w:b/>
+          <w:bCs/>
+        </w:rPr>
+        <w:t>É necessário exibir</w:t>
+      </w:r>
+      <w:r>
+        <w:rPr>
+          <w:b/>
+          <w:bCs/>
+        </w:rPr>
+        <w:t xml:space="preserve"> o nome do usuário na tela principal.</w:t>
+      </w:r>
+    </w:p>
+    <w:p>
+      <w:pPr>
+        <w:pStyle w:val="PargrafodaLista"/>
+        <w:ind w:left="1440"/>
+        <w:rPr>
+          <w:b/>
+          <w:bCs/>
+        </w:rPr>
+      </w:pPr>
+    </w:p>
+    <w:p>
+      <w:pPr>
+        <w:pStyle w:val="PargrafodaLista"/>
+        <w:ind w:left="1440"/>
+        <w:rPr>
+          <w:b/>
+          <w:bCs/>
+        </w:rPr>
+      </w:pPr>
+      <w:r>
+        <w:rPr>
+          <w:b/>
+          <w:bCs/>
+        </w:rPr>
+        <w:t xml:space="preserve">Usuário </w:t>
+      </w:r>
+      <w:r>
+        <w:rPr>
+          <w:b/>
+          <w:bCs/>
+        </w:rPr>
+        <w:t xml:space="preserve">possa </w:t>
+      </w:r>
+      <w:r>
+        <w:rPr>
+          <w:b/>
+          <w:bCs/>
+        </w:rPr>
+        <w:t>acessar</w:t>
+      </w:r>
+      <w:r>
+        <w:rPr>
+          <w:b/>
+          <w:bCs/>
+        </w:rPr>
+        <w:t xml:space="preserve"> </w:t>
+      </w:r>
+      <w:r>
+        <w:rPr>
+          <w:b/>
+          <w:bCs/>
+        </w:rPr>
+        <w:t xml:space="preserve">a opção de </w:t>
+      </w:r>
+      <w:r>
+        <w:rPr>
+          <w:b/>
+          <w:bCs/>
+        </w:rPr>
+        <w:t>logout</w:t>
+      </w:r>
+      <w:r>
+        <w:rPr>
+          <w:b/>
+          <w:bCs/>
+        </w:rPr>
+        <w:t>(saída)</w:t>
+      </w:r>
+      <w:r>
+        <w:rPr>
+          <w:b/>
+          <w:bCs/>
+        </w:rPr>
+        <w:t xml:space="preserve"> e retorno </w:t>
+      </w:r>
+      <w:r>
+        <w:rPr>
+          <w:b/>
+          <w:bCs/>
+        </w:rPr>
+        <w:t>da sua</w:t>
+      </w:r>
+      <w:r>
+        <w:rPr>
+          <w:b/>
+          <w:bCs/>
+        </w:rPr>
+        <w:t xml:space="preserve"> tela de login.</w:t>
+      </w:r>
+    </w:p>
+    <w:p>
+      <w:pPr>
+        <w:pStyle w:val="PargrafodaLista"/>
+        <w:ind w:left="1440"/>
+        <w:rPr>
+          <w:b/>
+          <w:bCs/>
+        </w:rPr>
+      </w:pPr>
+    </w:p>
+    <w:p>
+      <w:pPr>
+        <w:pStyle w:val="PargrafodaLista"/>
+        <w:ind w:left="1440"/>
+        <w:rPr>
+          <w:b/>
+          <w:bCs/>
+        </w:rPr>
+      </w:pPr>
+      <w:r>
+        <w:rPr>
+          <w:b/>
+          <w:bCs/>
+        </w:rPr>
+        <w:t>O sistema deve ter as opções de cadastrar</w:t>
+      </w:r>
+      <w:r>
+        <w:rPr>
+          <w:b/>
+          <w:bCs/>
+        </w:rPr>
+        <w:t>, listar, editar e excluir tutores</w:t>
+      </w:r>
+      <w:r>
+        <w:rPr>
+          <w:b/>
+          <w:bCs/>
+        </w:rPr>
+        <w:t xml:space="preserve"> e pets para atualizar sua listagem</w:t>
+      </w:r>
+      <w:r>
+        <w:rPr>
+          <w:b/>
+          <w:bCs/>
+        </w:rPr>
+        <w:t>.</w:t>
+      </w:r>
+    </w:p>
+    <w:p>
+      <w:pPr>
+        <w:pStyle w:val="PargrafodaLista"/>
+        <w:ind w:left="1440"/>
+        <w:rPr>
+          <w:b/>
+          <w:bCs/>
+        </w:rPr>
+      </w:pPr>
+    </w:p>
+    <w:p>
+      <w:pPr>
+        <w:pStyle w:val="PargrafodaLista"/>
+        <w:ind w:left="1440"/>
+        <w:rPr>
+          <w:b/>
+          <w:bCs/>
+        </w:rPr>
+      </w:pPr>
+      <w:r>
+        <w:rPr>
+          <w:b/>
+          <w:bCs/>
+        </w:rPr>
+        <w:t>O sistema deve guardar</w:t>
+      </w:r>
+      <w:r>
+        <w:rPr>
+          <w:b/>
+          <w:bCs/>
+        </w:rPr>
+        <w:t xml:space="preserve"> o CPF do tutor de forma protegida/criptografada</w:t>
+      </w:r>
+      <w:r>
+        <w:rPr>
+          <w:b/>
+          <w:bCs/>
+        </w:rPr>
+        <w:t>.</w:t>
+      </w:r>
+    </w:p>
+    <w:p>
+      <w:pPr>
+        <w:pStyle w:val="PargrafodaLista"/>
+        <w:ind w:left="1440"/>
+        <w:rPr>
+          <w:b/>
+          <w:bCs/>
+        </w:rPr>
+      </w:pPr>
+    </w:p>
+    <w:p>
+      <w:pPr>
+        <w:pStyle w:val="PargrafodaLista"/>
+        <w:ind w:left="1440"/>
+        <w:rPr>
+          <w:b/>
+          <w:bCs/>
+        </w:rPr>
+      </w:pPr>
+      <w:r>
+        <w:rPr>
+          <w:b/>
+          <w:bCs/>
+        </w:rPr>
+        <w:t>O sistema deve a</w:t>
+      </w:r>
+      <w:r>
+        <w:rPr>
+          <w:b/>
+          <w:bCs/>
+        </w:rPr>
+        <w:t>ssociar</w:t>
+      </w:r>
+      <w:r>
+        <w:rPr>
+          <w:b/>
+          <w:bCs/>
+        </w:rPr>
+        <w:t>/ juntar</w:t>
+      </w:r>
+      <w:r>
+        <w:rPr>
+          <w:b/>
+          <w:bCs/>
+        </w:rPr>
+        <w:t xml:space="preserve"> cada pet obrigatoriamente a um tutor.</w:t>
+      </w:r>
+    </w:p>
+    <w:p>
+      <w:pPr>
+        <w:pStyle w:val="PargrafodaLista"/>
+        <w:ind w:left="1440"/>
+        <w:rPr>
+          <w:b/>
+          <w:bCs/>
+        </w:rPr>
+      </w:pPr>
+    </w:p>
+    <w:p>
+      <w:pPr>
+        <w:pStyle w:val="PargrafodaLista"/>
+        <w:ind w:left="1440"/>
+        <w:rPr>
+          <w:b/>
+          <w:bCs/>
+        </w:rPr>
+      </w:pPr>
+      <w:r>
+        <w:rPr>
+          <w:b/>
+          <w:bCs/>
+        </w:rPr>
+        <w:t>Obrigatoriamente c</w:t>
+      </w:r>
+      <w:r>
+        <w:rPr>
+          <w:b/>
+          <w:bCs/>
+        </w:rPr>
+        <w:t>adastrar, listar, editar e excluir agendamentos</w:t>
+      </w:r>
+      <w:r>
+        <w:rPr>
+          <w:b/>
+          <w:bCs/>
+        </w:rPr>
+        <w:t>.</w:t>
+      </w:r>
+    </w:p>
+    <w:p>
+      <w:pPr>
+        <w:pStyle w:val="PargrafodaLista"/>
+        <w:ind w:left="1440"/>
+        <w:rPr>
+          <w:b/>
+          <w:bCs/>
+        </w:rPr>
+      </w:pPr>
+    </w:p>
+    <w:p>
+      <w:pPr>
+        <w:pStyle w:val="PargrafodaLista"/>
+        <w:ind w:left="1440"/>
+        <w:rPr>
+          <w:b/>
+          <w:bCs/>
+        </w:rPr>
+      </w:pPr>
+      <w:r>
+        <w:rPr>
+          <w:b/>
+          <w:bCs/>
+        </w:rPr>
+        <w:t>Exibi</w:t>
+      </w:r>
+      <w:r>
+        <w:rPr>
+          <w:b/>
+          <w:bCs/>
+        </w:rPr>
+        <w:t>ção</w:t>
+      </w:r>
+      <w:r>
+        <w:rPr>
+          <w:b/>
+          <w:bCs/>
+        </w:rPr>
+        <w:t xml:space="preserve"> </w:t>
+      </w:r>
+      <w:r>
+        <w:rPr>
+          <w:b/>
+          <w:bCs/>
+        </w:rPr>
+        <w:t>d</w:t>
+      </w:r>
+      <w:r>
+        <w:rPr>
+          <w:b/>
+          <w:bCs/>
+        </w:rPr>
+        <w:t>os agendamentos ordenados por data/hora.</w:t>
+      </w:r>
+    </w:p>
+    <w:p>
+      <w:pPr>
+        <w:pStyle w:val="PargrafodaLista"/>
+        <w:ind w:left="1440"/>
+        <w:rPr>
+          <w:b/>
+          <w:bCs/>
+        </w:rPr>
+      </w:pPr>
+    </w:p>
+    <w:p>
+      <w:pPr>
+        <w:pStyle w:val="PargrafodaLista"/>
+        <w:ind w:left="1440"/>
+        <w:rPr>
+          <w:b/>
+          <w:bCs/>
+        </w:rPr>
+      </w:pPr>
+      <w:r>
+        <w:rPr>
+          <w:b/>
+          <w:bCs/>
+        </w:rPr>
+        <w:t>Exibi</w:t>
+      </w:r>
+      <w:r>
+        <w:rPr>
+          <w:b/>
+          <w:bCs/>
+        </w:rPr>
+        <w:t xml:space="preserve">ção </w:t>
+      </w:r>
+      <w:r>
+        <w:rPr>
+          <w:b/>
+          <w:bCs/>
+        </w:rPr>
+        <w:t>na listagem do agendamento</w:t>
+      </w:r>
+      <w:r>
+        <w:rPr>
+          <w:b/>
+          <w:bCs/>
+        </w:rPr>
+        <w:t xml:space="preserve"> de forma totalmente organizada</w:t>
+      </w:r>
+      <w:r>
+        <w:rPr>
+          <w:b/>
+          <w:bCs/>
+        </w:rPr>
+        <w:t xml:space="preserve"> os dados do tutor e do pet.</w:t>
+      </w:r>
+    </w:p>
+    <w:p>
+      <w:pPr>
+        <w:pStyle w:val="PargrafodaLista"/>
+        <w:ind w:left="1440"/>
+        <w:rPr>
           <w:sz w:val="28"/>
           <w:szCs w:val="28"/>
         </w:rPr>
       </w:pPr>
-      <w:r>
-        <w:rPr>
-          <w:b/>
-          <w:bCs/>
+    </w:p>
+    <w:p>
+      <w:pPr>
+        <w:pStyle w:val="PargrafodaLista"/>
+        <w:ind w:left="1440"/>
+        <w:rPr>
           <w:sz w:val="28"/>
           <w:szCs w:val="28"/>
         </w:rPr>
-        <w:t>Funcionais</w:t>
-      </w:r>
-      <w:r>
+      </w:pPr>
+    </w:p>
+    <w:p>
+      <w:pPr>
+        <w:pStyle w:val="PargrafodaLista"/>
+        <w:ind w:left="1440"/>
+        <w:jc w:val="center"/>
+        <w:rPr>
+          <w:b/>
+          <w:bCs/>
+          <w:sz w:val="30"/>
+          <w:szCs w:val="30"/>
+        </w:rPr>
+      </w:pPr>
+      <w:r>
+        <w:rPr>
+          <w:b/>
+          <w:bCs/>
+          <w:sz w:val="30"/>
+          <w:szCs w:val="30"/>
+        </w:rPr>
+        <w:lastRenderedPageBreak/>
+        <w:t>Regras de Negócio</w:t>
+      </w:r>
+    </w:p>
+    <w:p>
+      <w:pPr>
+        <w:pStyle w:val="PargrafodaLista"/>
+        <w:ind w:left="1440"/>
         <w:rPr>
           <w:b/>
           <w:bCs/>
           <w:sz w:val="28"/>
           <w:szCs w:val="28"/>
         </w:rPr>
-        <w:t>:</w:t>
-      </w:r>
-    </w:p>
-    <w:p>
-      <w:pPr>
-        <w:pStyle w:val="PargrafodaLista"/>
-        <w:numPr>
-          <w:ilvl w:val="0"/>
-          <w:numId w:val="2"/>
-        </w:numPr>
-      </w:pPr>
-      <w:r>
-        <w:t>O sistema tem que p</w:t>
-      </w:r>
-      <w:r>
-        <w:t xml:space="preserve">ermitir que um usuário </w:t>
-      </w:r>
-      <w:r>
-        <w:t>consiga realize o login</w:t>
-      </w:r>
-      <w:r>
-        <w:t xml:space="preserve"> utilizando login e senha</w:t>
-      </w:r>
-      <w:r>
-        <w:t>, criado pelo próprio usuário.</w:t>
-      </w:r>
-    </w:p>
-    <w:p>
-      <w:pPr>
-        <w:pStyle w:val="PargrafodaLista"/>
-        <w:numPr>
-          <w:ilvl w:val="0"/>
-          <w:numId w:val="2"/>
-        </w:numPr>
-      </w:pPr>
-      <w:r>
-        <w:t xml:space="preserve">Apareça uma mensagem avisando a </w:t>
-      </w:r>
-      <w:r>
-        <w:t>falha quando login ou senha estiverem incorretos</w:t>
-      </w:r>
-      <w:r>
+      </w:pPr>
+    </w:p>
+    <w:p>
+      <w:pPr>
+        <w:pStyle w:val="PargrafodaLista"/>
+        <w:ind w:left="1440"/>
+        <w:rPr>
+          <w:b/>
+          <w:bCs/>
+        </w:rPr>
+      </w:pPr>
+      <w:r>
+        <w:rPr>
+          <w:b/>
+          <w:bCs/>
+        </w:rPr>
+        <w:t>A</w:t>
+      </w:r>
+      <w:r>
+        <w:rPr>
+          <w:b/>
+          <w:bCs/>
+        </w:rPr>
+        <w:t xml:space="preserve">s tabelas </w:t>
+      </w:r>
+      <w:r>
+        <w:rPr>
+          <w:b/>
+          <w:bCs/>
+        </w:rPr>
+        <w:t>que foram realizadas</w:t>
+      </w:r>
+      <w:r>
+        <w:rPr>
+          <w:b/>
+          <w:bCs/>
+        </w:rPr>
+        <w:t xml:space="preserve"> devem possuir pelo menos três registros no </w:t>
+      </w:r>
+      <w:r>
+        <w:rPr>
+          <w:b/>
+          <w:bCs/>
+        </w:rPr>
+        <w:t>código</w:t>
+      </w:r>
+      <w:r>
+        <w:rPr>
+          <w:b/>
+          <w:bCs/>
+        </w:rPr>
+        <w:t xml:space="preserve"> inicial.</w:t>
+      </w:r>
+    </w:p>
+    <w:p>
+      <w:pPr>
+        <w:pStyle w:val="PargrafodaLista"/>
+        <w:ind w:left="1440"/>
+        <w:rPr>
+          <w:b/>
+          <w:bCs/>
+        </w:rPr>
+      </w:pPr>
+    </w:p>
+    <w:p>
+      <w:pPr>
+        <w:pStyle w:val="PargrafodaLista"/>
+        <w:ind w:left="1440"/>
+        <w:rPr>
+          <w:b/>
+          <w:bCs/>
+        </w:rPr>
+      </w:pPr>
+      <w:r>
+        <w:rPr>
+          <w:b/>
+          <w:bCs/>
+        </w:rPr>
+        <w:t>O CPF do tutor não deve ficar armazenado em texto puro no banco</w:t>
+      </w:r>
+      <w:r>
+        <w:rPr>
+          <w:b/>
+          <w:bCs/>
+        </w:rPr>
+        <w:t>, deve estar protegido e criptografado</w:t>
+      </w:r>
+      <w:r>
+        <w:rPr>
+          <w:b/>
+          <w:bCs/>
+        </w:rPr>
         <w:t>.</w:t>
       </w:r>
     </w:p>
     <w:p>
       <w:pPr>
         <w:pStyle w:val="PargrafodaLista"/>
-        <w:numPr>
-          <w:ilvl w:val="0"/>
-          <w:numId w:val="2"/>
-        </w:numPr>
-      </w:pPr>
-      <w:r>
-        <w:t>Manter o usuário autenticado por sessão e encerrar a sessão após tempo de expiração.</w:t>
-      </w:r>
-    </w:p>
-    <w:p>
-      <w:pPr>
-        <w:pStyle w:val="PargrafodaLista"/>
-        <w:numPr>
-          <w:ilvl w:val="0"/>
-          <w:numId w:val="2"/>
-        </w:numPr>
-      </w:pPr>
-      <w:r>
-        <w:t>Exibir o nome do usuário autenticado na tela principal.</w:t>
-      </w:r>
-    </w:p>
-    <w:p>
-      <w:pPr>
-        <w:pStyle w:val="PargrafodaLista"/>
-        <w:numPr>
-          <w:ilvl w:val="0"/>
-          <w:numId w:val="2"/>
-        </w:numPr>
-      </w:pPr>
-      <w:r>
-        <w:t xml:space="preserve">Permitir </w:t>
-      </w:r>
-      <w:r>
-        <w:t xml:space="preserve">a opção de </w:t>
-      </w:r>
-      <w:r>
-        <w:t>logout e retorno à tela de login.</w:t>
-      </w:r>
-    </w:p>
-    <w:p>
-      <w:pPr>
-        <w:pStyle w:val="PargrafodaLista"/>
-        <w:numPr>
-          <w:ilvl w:val="0"/>
-          <w:numId w:val="2"/>
-        </w:numPr>
-      </w:pPr>
-      <w:r>
-        <w:t>Cadastrar, listar, editar e excluir tutores.</w:t>
-      </w:r>
-    </w:p>
-    <w:p>
-      <w:pPr>
-        <w:pStyle w:val="PargrafodaLista"/>
-        <w:numPr>
-          <w:ilvl w:val="0"/>
-          <w:numId w:val="2"/>
-        </w:numPr>
-      </w:pPr>
-      <w:r>
-        <w:t>Permitir buscar tutores por um termo e atualizar a listagem.</w:t>
-      </w:r>
-    </w:p>
-    <w:p>
-      <w:pPr>
-        <w:pStyle w:val="PargrafodaLista"/>
-        <w:numPr>
-          <w:ilvl w:val="0"/>
-          <w:numId w:val="2"/>
-        </w:numPr>
-      </w:pPr>
-      <w:r>
-        <w:t>Armazenar o CPF do tutor de forma protegida/criptografada</w:t>
-      </w:r>
-      <w:r>
+        <w:ind w:left="1440"/>
+        <w:rPr>
+          <w:b/>
+          <w:bCs/>
+        </w:rPr>
+      </w:pPr>
+    </w:p>
+    <w:p>
+      <w:pPr>
+        <w:pStyle w:val="PargrafodaLista"/>
+        <w:ind w:left="1440"/>
+        <w:rPr>
+          <w:b/>
+          <w:bCs/>
+        </w:rPr>
+      </w:pPr>
+      <w:r>
+        <w:rPr>
+          <w:b/>
+          <w:bCs/>
+        </w:rPr>
+        <w:t xml:space="preserve">Um pet só pode ser cadastrado se </w:t>
+      </w:r>
+      <w:r>
+        <w:rPr>
+          <w:b/>
+          <w:bCs/>
+        </w:rPr>
+        <w:t>houver</w:t>
+      </w:r>
+      <w:r>
+        <w:rPr>
+          <w:b/>
+          <w:bCs/>
+        </w:rPr>
+        <w:t xml:space="preserve"> um tutor</w:t>
+      </w:r>
+      <w:r>
+        <w:rPr>
+          <w:b/>
+          <w:bCs/>
+        </w:rPr>
         <w:t>.</w:t>
       </w:r>
     </w:p>
     <w:p>
       <w:pPr>
         <w:pStyle w:val="PargrafodaLista"/>
-        <w:numPr>
-          <w:ilvl w:val="0"/>
-          <w:numId w:val="2"/>
-        </w:numPr>
-      </w:pPr>
-      <w:r>
-        <w:t>Cadastrar, listar, editar e excluir pets.</w:t>
-      </w:r>
-    </w:p>
-    <w:p>
-      <w:pPr>
-        <w:pStyle w:val="PargrafodaLista"/>
-        <w:numPr>
-          <w:ilvl w:val="0"/>
-          <w:numId w:val="2"/>
-        </w:numPr>
-      </w:pPr>
-      <w:r>
-        <w:t>Associar cada pet obrigatoriamente a um tutor.</w:t>
-      </w:r>
-    </w:p>
-    <w:p>
-      <w:pPr>
-        <w:pStyle w:val="PargrafodaLista"/>
-        <w:numPr>
-          <w:ilvl w:val="0"/>
-          <w:numId w:val="2"/>
-        </w:numPr>
-      </w:pPr>
-      <w:r>
-        <w:t>Cadastrar, listar, editar e excluir agendamentos</w:t>
-      </w:r>
-      <w:r>
+        <w:ind w:left="1440"/>
+        <w:rPr>
+          <w:b/>
+          <w:bCs/>
+        </w:rPr>
+      </w:pPr>
+    </w:p>
+    <w:p>
+      <w:pPr>
+        <w:pStyle w:val="PargrafodaLista"/>
+        <w:ind w:left="1440"/>
+        <w:rPr>
+          <w:b/>
+          <w:bCs/>
+        </w:rPr>
+      </w:pPr>
+      <w:r>
+        <w:rPr>
+          <w:b/>
+          <w:bCs/>
+        </w:rPr>
+        <w:t>O</w:t>
+      </w:r>
+      <w:r>
+        <w:rPr>
+          <w:b/>
+          <w:bCs/>
+        </w:rPr>
+        <w:t xml:space="preserve"> agendamento só pode ser cadastrado se existir um pet.</w:t>
+      </w:r>
+    </w:p>
+    <w:p>
+      <w:pPr>
+        <w:pStyle w:val="PargrafodaLista"/>
+        <w:ind w:left="1440"/>
+        <w:rPr>
+          <w:b/>
+          <w:bCs/>
+        </w:rPr>
+      </w:pPr>
+    </w:p>
+    <w:p>
+      <w:pPr>
+        <w:pStyle w:val="PargrafodaLista"/>
+        <w:ind w:left="1440"/>
+        <w:rPr>
+          <w:b/>
+          <w:bCs/>
+        </w:rPr>
+      </w:pPr>
+      <w:r>
+        <w:rPr>
+          <w:b/>
+          <w:bCs/>
+        </w:rPr>
+        <w:t xml:space="preserve">A tela principal deve </w:t>
+      </w:r>
+      <w:r>
+        <w:rPr>
+          <w:b/>
+          <w:bCs/>
+        </w:rPr>
+        <w:t xml:space="preserve">exibir </w:t>
+      </w:r>
+      <w:r>
+        <w:rPr>
+          <w:b/>
+          <w:bCs/>
+        </w:rPr>
+        <w:t xml:space="preserve">o nome do usuário logado e permitir </w:t>
+      </w:r>
+      <w:r>
+        <w:rPr>
+          <w:b/>
+          <w:bCs/>
+        </w:rPr>
+        <w:t>a saída</w:t>
+      </w:r>
+      <w:r>
+        <w:rPr>
+          <w:b/>
+          <w:bCs/>
+        </w:rPr>
         <w:t>.</w:t>
       </w:r>
     </w:p>
     <w:p>
       <w:pPr>
         <w:pStyle w:val="PargrafodaLista"/>
-        <w:numPr>
-          <w:ilvl w:val="0"/>
-          <w:numId w:val="2"/>
-        </w:numPr>
-      </w:pPr>
-      <w:r>
-        <w:t>Exibir os agendamentos ordenados por data/hora.</w:t>
-      </w:r>
-    </w:p>
-    <w:p>
-      <w:pPr>
-        <w:pStyle w:val="PargrafodaLista"/>
-        <w:numPr>
-          <w:ilvl w:val="0"/>
-          <w:numId w:val="2"/>
-        </w:numPr>
-      </w:pPr>
-      <w:r>
-        <w:t>Exibir na listagem do agendamento os dados do tutor e do pet.</w:t>
-      </w:r>
-    </w:p>
-    <w:p>
-      <w:pPr>
-        <w:pStyle w:val="PargrafodaLista"/>
-        <w:ind w:left="1440"/>
-        <w:rPr>
-          <w:sz w:val="28"/>
-          <w:szCs w:val="28"/>
-        </w:rPr>
-      </w:pPr>
-    </w:p>
-    <w:p>
-      <w:pPr>
-        <w:pStyle w:val="PargrafodaLista"/>
-        <w:ind w:left="1440"/>
-        <w:rPr>
-          <w:sz w:val="28"/>
-          <w:szCs w:val="28"/>
-        </w:rPr>
-      </w:pPr>
-    </w:p>
-    <w:p>
-      <w:pPr>
-        <w:pStyle w:val="PargrafodaLista"/>
-        <w:ind w:left="1440"/>
-        <w:rPr>
-          <w:b/>
-          <w:bCs/>
-          <w:sz w:val="28"/>
-          <w:szCs w:val="28"/>
-        </w:rPr>
-      </w:pPr>
-      <w:r>
-        <w:rPr>
-          <w:b/>
-          <w:bCs/>
-          <w:sz w:val="28"/>
-          <w:szCs w:val="28"/>
-        </w:rPr>
-        <w:t>Regras de Negócio</w:t>
-      </w:r>
-      <w:r>
-        <w:rPr>
-          <w:b/>
-          <w:bCs/>
-          <w:sz w:val="28"/>
-          <w:szCs w:val="28"/>
-        </w:rPr>
-        <w:t>:</w:t>
-      </w:r>
-    </w:p>
-    <w:p>
-      <w:pPr>
-        <w:pStyle w:val="PargrafodaLista"/>
-        <w:ind w:left="1440"/>
-        <w:rPr>
-          <w:b/>
-          <w:bCs/>
-          <w:sz w:val="28"/>
-          <w:szCs w:val="28"/>
-        </w:rPr>
-      </w:pPr>
-    </w:p>
-    <w:p>
-      <w:pPr>
-        <w:pStyle w:val="PargrafodaLista"/>
-        <w:numPr>
-          <w:ilvl w:val="0"/>
-          <w:numId w:val="2"/>
-        </w:numPr>
-      </w:pPr>
-      <w:r>
-        <w:t>Todas as tabelas criadas devem possuir pelo menos três registros no script inicial.</w:t>
-      </w:r>
-    </w:p>
-    <w:p>
-      <w:pPr>
-        <w:pStyle w:val="PargrafodaLista"/>
-        <w:numPr>
-          <w:ilvl w:val="0"/>
-          <w:numId w:val="2"/>
-        </w:numPr>
-      </w:pPr>
-      <w:r>
-        <w:t>O CPF do tutor não deve ficar armazenado em texto puro no banco.</w:t>
-      </w:r>
-    </w:p>
-    <w:p>
-      <w:pPr>
-        <w:pStyle w:val="PargrafodaLista"/>
-        <w:numPr>
-          <w:ilvl w:val="0"/>
-          <w:numId w:val="2"/>
-        </w:numPr>
-      </w:pPr>
-      <w:r>
-        <w:t>Um pet só pode ser cadastrado se existir um tutor.</w:t>
-      </w:r>
-    </w:p>
-    <w:p>
-      <w:pPr>
-        <w:pStyle w:val="PargrafodaLista"/>
-        <w:numPr>
-          <w:ilvl w:val="0"/>
-          <w:numId w:val="2"/>
-        </w:numPr>
-      </w:pPr>
-      <w:r>
-        <w:t>Um agendamento só pode ser cadastrado se existir um pet.</w:t>
-      </w:r>
-    </w:p>
-    <w:p>
-      <w:pPr>
-        <w:pStyle w:val="PargrafodaLista"/>
-        <w:numPr>
-          <w:ilvl w:val="0"/>
-          <w:numId w:val="2"/>
-        </w:numPr>
-      </w:pPr>
-      <w:r>
-        <w:t>A tela principal deve mostrar o nome do usuário logado e permitir sair.</w:t>
-      </w:r>
-    </w:p>
-    <w:p>
-      <w:pPr>
-        <w:pStyle w:val="PargrafodaLista"/>
-        <w:numPr>
-          <w:ilvl w:val="0"/>
-          <w:numId w:val="2"/>
-        </w:numPr>
-      </w:pPr>
-      <w:r>
-        <w:t>A listagem de agendamentos deve ficar ordenada pela data/hora do atendimento.</w:t>
+        <w:ind w:left="1440"/>
+        <w:rPr>
+          <w:b/>
+          <w:bCs/>
+        </w:rPr>
+      </w:pPr>
+    </w:p>
+    <w:p>
+      <w:pPr>
+        <w:pStyle w:val="PargrafodaLista"/>
+        <w:ind w:left="1440"/>
+        <w:rPr>
+          <w:b/>
+          <w:bCs/>
+        </w:rPr>
+      </w:pPr>
+      <w:r>
+        <w:rPr>
+          <w:b/>
+          <w:bCs/>
+        </w:rPr>
+        <w:t>A listagem d</w:t>
+      </w:r>
+      <w:r>
+        <w:rPr>
+          <w:b/>
+          <w:bCs/>
+        </w:rPr>
+        <w:t>os</w:t>
+      </w:r>
+      <w:r>
+        <w:rPr>
+          <w:b/>
+          <w:bCs/>
+        </w:rPr>
+        <w:t xml:space="preserve"> agendamentos deve ficar ordenada </w:t>
+      </w:r>
+      <w:r>
+        <w:rPr>
+          <w:b/>
+          <w:bCs/>
+        </w:rPr>
+        <w:t xml:space="preserve">e organizada </w:t>
+      </w:r>
+      <w:r>
+        <w:rPr>
+          <w:b/>
+          <w:bCs/>
+        </w:rPr>
+        <w:t>pela data/hora do atendimento.</w:t>
       </w:r>
     </w:p>
     <w:p/>
@@ -1860,4 +2464,16 @@
     </a:ext>
   </a:extLst>
 </a:theme>
+</file>
+
+<file path=customXml/item1.xml><?xml version="1.0" encoding="utf-8"?>
+<b:Sources xmlns:b="http://schemas.openxmlformats.org/officeDocument/2006/bibliography" xmlns="http://schemas.openxmlformats.org/officeDocument/2006/bibliography" SelectedStyle="\APASixthEditionOfficeOnline.xsl" StyleName="APA" Version="6"/>
+</file>
+
+<file path=customXml/itemProps1.xml><?xml version="1.0" encoding="utf-8"?>
+<ds:datastoreItem xmlns:ds="http://schemas.openxmlformats.org/officeDocument/2006/customXml" ds:itemID="{712FD4C5-79D3-4C3C-A3FE-48444EEA4750}">
+  <ds:schemaRefs>
+    <ds:schemaRef ds:uri="http://schemas.openxmlformats.org/officeDocument/2006/bibliography"/>
+  </ds:schemaRefs>
+</ds:datastoreItem>
 </file>